--- a/labs-teaching-notes/L01.docx
+++ b/labs-teaching-notes/L01.docx
@@ -10,13 +10,13 @@
         <w:t xml:space="preserve">Lab 01: método científico, hipótesis, predicciones</w:t>
       </w:r>
     </w:p>
-    <w:bookmarkStart w:id="20" w:name="observaciones"/>
+    <w:bookmarkStart w:id="20" w:name="observacion"/>
     <w:p>
       <w:pPr>
         <w:pStyle w:val="Heading2"/>
       </w:pPr>
       <w:r>
-        <w:t xml:space="preserve">Observaciones</w:t>
+        <w:t xml:space="preserve">Observacion</w:t>
       </w:r>
     </w:p>
     <w:p>
@@ -24,7 +24,7 @@
         <w:pStyle w:val="FirstParagraph"/>
       </w:pPr>
       <w:r>
-        <w:t xml:space="preserve">Algunos lagos en Finlandia se encuentran aproximadamente a la misma latitud, tienen poca influencia antropogénica y parecen similares en su entorno físico y químico. Sin embargo, cada lago contiene muchas especies de fitoplancton, y las especies difieren entre los lagos en su abundancia relativa y dinámica estacional.</w:t>
+        <w:t xml:space="preserve">En el campus hay muchas áreas verdes, pero algunas tienen más diversidad de plantas que otras. Las áreas difieren en la cantidad de luz, humedad, fertilidad del suelo y perturbaciones humanas, y la composición de especies también varía entre ellas. Lo que no está claro es por qué algunas áreas tienen más diversidad que otras, y qué mecanismos ecológicos podrían estar involucrados.</w:t>
       </w:r>
     </w:p>
     <w:p>
@@ -32,15 +32,7 @@
         <w:pStyle w:val="BodyText"/>
       </w:pPr>
       <w:r>
-        <w:t xml:space="preserve">Un grupo de investigadoras e investigadores estudia los factores que determinan la composición del fitoplancton en estos lagos y está perplejo por cómo se mantiene tanta diversidad en ecosistemas aparentemente similares.</w:t>
-      </w:r>
-    </w:p>
-    <w:p>
-      <w:pPr>
-        <w:pStyle w:val="BodyText"/>
-      </w:pPr>
-      <w:r>
-        <w:t xml:space="preserve">Usted es especialista en ecología de comunidades y le han pedido que ayude a explicar esta diversidad. Proponga</w:t>
+        <w:t xml:space="preserve">Proponga</w:t>
       </w:r>
       <w:r>
         <w:t xml:space="preserve"> </w:t>
@@ -64,7 +56,7 @@
         <w:pStyle w:val="BodyText"/>
       </w:pPr>
       <w:r>
-        <w:t xml:space="preserve">Las hipótesis y predicciones deben ser consistentes con las observaciones y con el conocimiento ecológico. Cada hipótesis debe involucrar un mecanismo que pueda ser medido o manipulado, y cada predicción debe describir</w:t>
+        <w:t xml:space="preserve">Las hipótesis y predicciones deben ser consistentes con las observaciones y con el conocimiento ecológico. Cada hipótesis debe proponer</w:t>
       </w:r>
       <w:r>
         <w:t xml:space="preserve"> </w:t>
@@ -74,10 +66,10 @@
           <w:b/>
           <w:bCs/>
         </w:rPr>
-        <w:t xml:space="preserve">qué patrón esperaríamos observar si el mecanismo propuesto es importante</w:t>
-      </w:r>
-      <w:r>
-        <w:t xml:space="preserve">.</w:t>
+        <w:t xml:space="preserve">un mecanismo ecológico que explique cómo una variable podría afectar la diversidad</w:t>
+      </w:r>
+      <w:r>
+        <w:t xml:space="preserve">, y debe involucrar algo que pueda ser medido o manipulado.</w:t>
       </w:r>
     </w:p>
     <w:p>
@@ -100,32 +92,7 @@
         <w:pStyle w:val="BodyText"/>
       </w:pPr>
       <w:r>
-        <w:t xml:space="preserve">La diversidad de fitoplancton se mantiene porque los lagos no son tan</w:t>
-      </w:r>
-      <w:r>
-        <w:t xml:space="preserve"> </w:t>
-      </w:r>
-      <w:r>
-        <w:t xml:space="preserve">“iguales”</w:t>
-      </w:r>
-      <w:r>
-        <w:t xml:space="preserve"> </w:t>
-      </w:r>
-      <w:r>
-        <w:t xml:space="preserve">como parecen: hay diferencias finas en disponibilidad de recursos (luz, fósforo, nitrógeno, sílice) y en estructura térmica. Esas diferencias generan</w:t>
-      </w:r>
-      <w:r>
-        <w:t xml:space="preserve"> </w:t>
-      </w:r>
-      <w:r>
-        <w:rPr>
-          <w:b/>
-          <w:bCs/>
-        </w:rPr>
-        <w:t xml:space="preserve">partición de nicho</w:t>
-      </w:r>
-      <w:r>
-        <w:t xml:space="preserve">, de modo que distintas especies se favorecen en distintos lagos o momentos.</w:t>
+        <w:t xml:space="preserve">La diversidad de plantas aumenta en áreas con mayor heterogeneidad ambiental (parches de sombra y sol, microzonas con distinta humedad y textura de suelo), porque se abren más nichos y pueden coexistir especies con estrategias distintas.</w:t>
       </w:r>
     </w:p>
     <w:p>
@@ -145,7 +112,7 @@
         </w:numPr>
       </w:pPr>
       <w:r>
-        <w:t xml:space="preserve">Entre lagos, la composición de especies debería cambiar de forma predecible con gradientes de recursos (por ejemplo, relación N:P, transparencia, mezcla de la columna de agua).</w:t>
+        <w:t xml:space="preserve">Parcelas con mayor variación de luz y humedad deberían tener mayor riqueza de especies.</w:t>
       </w:r>
     </w:p>
     <w:p>
@@ -157,7 +124,7 @@
         </w:numPr>
       </w:pPr>
       <w:r>
-        <w:t xml:space="preserve">Dentro de un mismo lago, si cambian las condiciones ambientales a lo largo del año, también debería cambiar la abundancia relativa de especies (recambio estacional).</w:t>
+        <w:t xml:space="preserve">Sitios con composición ambiental similar deberían tener floras más parecidas entre sí.</w:t>
       </w:r>
     </w:p>
     <w:p>
@@ -169,7 +136,7 @@
         </w:numPr>
       </w:pPr>
       <w:r>
-        <w:t xml:space="preserve">Especies con rasgos funcionales distintos (tamaño celular, capacidad de flotación, afinidad por nutrientes) deberían dominar bajo condiciones diferentes.</w:t>
+        <w:t xml:space="preserve">En zonas ambientalmente más homogéneas debería observarse mayor dominancia de pocas especies.</w:t>
       </w:r>
     </w:p>
     <w:p>
@@ -189,7 +156,7 @@
         </w:numPr>
       </w:pPr>
       <w:r>
-        <w:t xml:space="preserve">Series temporales de composición y abundancia de fitoplancton por lago.</w:t>
+        <w:t xml:space="preserve">Listado de especies y cobertura/abundancia por parcela.</w:t>
       </w:r>
     </w:p>
     <w:p>
@@ -201,7 +168,7 @@
         </w:numPr>
       </w:pPr>
       <w:r>
-        <w:t xml:space="preserve">Variables ambientales por fecha y lago: temperatura, estratificación, luz, N, P, Si, pH.</w:t>
+        <w:t xml:space="preserve">Variables de microambiente por parcela: luz incidente, humedad de suelo, materia organica, textura.</w:t>
       </w:r>
     </w:p>
     <w:p>
@@ -213,7 +180,7 @@
         </w:numPr>
       </w:pPr>
       <w:r>
-        <w:t xml:space="preserve">Información de rasgos funcionales de las especies dominantes.</w:t>
+        <w:t xml:space="preserve">Un indice de heterogeneidad ambiental por parcela para relacionarlo con riqueza y dominancia.</w:t>
       </w:r>
     </w:p>
     <w:p>
@@ -236,23 +203,7 @@
         <w:pStyle w:val="BodyText"/>
       </w:pPr>
       <w:r>
-        <w:t xml:space="preserve">La diversidad de fitoplancton se mantiene por</w:t>
-      </w:r>
-      <w:r>
-        <w:t xml:space="preserve"> </w:t>
-      </w:r>
-      <w:r>
-        <w:rPr>
-          <w:b/>
-          <w:bCs/>
-        </w:rPr>
-        <w:t xml:space="preserve">control top-down</w:t>
-      </w:r>
-      <w:r>
-        <w:t xml:space="preserve"> </w:t>
-      </w:r>
-      <w:r>
-        <w:t xml:space="preserve">del zooplancton: el pastoreo evita que una sola especie dominante excluya al resto. Si cambia la intensidad de pastoreo, debería cambiar la coexistencia.</w:t>
+        <w:t xml:space="preserve">La perturbación humana frecuente (pisoteo y corte) reduce la diversidad al favorecer especies tolerantes y desplazar especies más sensibles.</w:t>
       </w:r>
     </w:p>
     <w:p>
@@ -272,7 +223,7 @@
         </w:numPr>
       </w:pPr>
       <w:r>
-        <w:t xml:space="preserve">En un experimento manipulativo de mesocosmos, tratamientos con más pastoreo deberían mostrar menor dominancia y mayor equidad de especies.</w:t>
+        <w:t xml:space="preserve">Áreas con mayor intensidad de uso humano deberían presentar menor riqueza y mayor dominancia de pocas especies ruderales.</w:t>
       </w:r>
     </w:p>
     <w:p>
@@ -284,7 +235,7 @@
         </w:numPr>
       </w:pPr>
       <w:r>
-        <w:t xml:space="preserve">En tratamientos con exclusión/reducción de zooplancton, una o pocas especies oportunistas deberían aumentar rápidamente su abundancia relativa.</w:t>
+        <w:t xml:space="preserve">En un test manipulativo simple (microparcelas con y sin pisoteo simulado), las parcelas perturbadas deberían perder cobertura de especies sensibles en pocas semanas.</w:t>
       </w:r>
     </w:p>
     <w:p>
@@ -296,7 +247,7 @@
         </w:numPr>
       </w:pPr>
       <w:r>
-        <w:t xml:space="preserve">El efecto del pastoreo debería ser más fuerte en condiciones de nutrientes altos, donde la competencia por luz/espacio se intensifica.</w:t>
+        <w:t xml:space="preserve">El efecto de perturbación debería ser más fuerte en zonas ya estresadas por baja humedad.</w:t>
       </w:r>
     </w:p>
     <w:p>
@@ -316,7 +267,7 @@
         </w:numPr>
       </w:pPr>
       <w:r>
-        <w:t xml:space="preserve">Ensayo manipulativo con réplicas: exclusión de zooplancton, control y adición de zooplancton.</w:t>
+        <w:t xml:space="preserve">Métricas de perturbación por parcela: frecuencia de paso, distancia a senderos, frecuencia de corte.</w:t>
       </w:r>
     </w:p>
     <w:p>
@@ -328,7 +279,7 @@
         </w:numPr>
       </w:pPr>
       <w:r>
-        <w:t xml:space="preserve">Series temporales cortas de abundancia y composición de fitoplancton en cada tratamiento.</w:t>
+        <w:t xml:space="preserve">Riqueza, cobertura y composición de plantas en parcelas con distinto nivel de perturbación.</w:t>
       </w:r>
     </w:p>
     <w:p>
@@ -340,7 +291,7 @@
         </w:numPr>
       </w:pPr>
       <w:r>
-        <w:t xml:space="preserve">Medidas paralelas de biomasa de zooplancton, clorofila-a y nutrientes para verificar que el mecanismo manipulado realmente cambió.</w:t>
+        <w:t xml:space="preserve">Ensayo manipulativo con réplicas (pisoteo simulado vs control) y seguimiento temporal de composición/cobertura.</w:t>
       </w:r>
     </w:p>
     <w:bookmarkEnd w:id="20"/>
